--- a/dosyalar/performans-proje/7-sinif/arapca-7-performans-gorevi.docx
+++ b/dosyalar/performans-proje/7-sinif/arapca-7-performans-gorevi.docx
@@ -1798,7 +1798,7 @@
                 <w:szCs w:val="32"/>
                 <w:rtl/>
               </w:rPr>
-              <w:t xml:space="preserve">اَلْمِهَنُ</w:t>
+              <w:t xml:space="preserve">اَلمِهَنُ</w:t>
             </w:r>
           </w:p>
           <w:p>
@@ -1816,7 +1816,7 @@
                 <w:szCs w:val="30"/>
                 <w:rtl/>
               </w:rPr>
-              <w:t xml:space="preserve">أَبِي طَبِيبٌ ، يَعْمَلُ فِي الْمُسْتَشْفَى.</w:t>
+              <w:t xml:space="preserve">أَبِي طَبِيبٌ ، يَعْمَلُ فِي المُسْتَشْفَى.</w:t>
             </w:r>
           </w:p>
           <w:p>
@@ -1834,7 +1834,7 @@
                 <w:szCs w:val="30"/>
                 <w:rtl/>
               </w:rPr>
-              <w:t xml:space="preserve">أُمِّي مُعَلِّمَةٌ ، تَعْمَلُ فِي الْمَدْرَسَةِ.</w:t>
+              <w:t xml:space="preserve">أُمِّي مُعَلِّمَةٌ ، تَعْمَلُ فِي المَدْرَسَةِ.</w:t>
             </w:r>
           </w:p>
           <w:p>
@@ -1852,7 +1852,7 @@
                 <w:szCs w:val="30"/>
                 <w:rtl/>
               </w:rPr>
-              <w:t xml:space="preserve">أَخِي مُهَنْدِسٌ ، يَعْمَلُ فِي الشَّرِكَةِ.</w:t>
+              <w:t xml:space="preserve">أَخِي مُهَنْدِسٌ ، يَعْمَلُ فِي الشَّرِكَةِ.</w:t>
             </w:r>
           </w:p>
           <w:p>
@@ -1870,7 +1870,7 @@
                 <w:szCs w:val="30"/>
                 <w:rtl/>
               </w:rPr>
-              <w:t xml:space="preserve">اَلْفَلَّاحُ يَعْمَلُ فِي الْمَزْرَعَةِ.</w:t>
+              <w:t xml:space="preserve">اَلفَلَّاحُ يَعْمَلُ فِي المَزْرَعَةِ.</w:t>
             </w:r>
           </w:p>
           <w:p>
@@ -1888,7 +1888,7 @@
                 <w:szCs w:val="30"/>
                 <w:rtl/>
               </w:rPr>
-              <w:t xml:space="preserve">اَلطَّبَّاخُ يَعْمَلُ فِي الْمَطْعَمِ.</w:t>
+              <w:t xml:space="preserve">اَلطَّبَّاخُ يَعْمَلُ فِي المَطْعَمِ.</w:t>
             </w:r>
           </w:p>
           <w:p>
@@ -2010,7 +2010,7 @@
                 <w:szCs w:val="30"/>
                 <w:rtl/>
               </w:rPr>
-              <w:t xml:space="preserve">طَبِيبٌ   —   مُعَلِّمٌ   —   مُهَنْدِسٌ   —   فَلَّاحٌ   —   طَبَّاخٌ   —   شُرْطِيٌّ   —   مُمَرِّضَةٌ   —   تَاجِرٌ   —   سَائِقٌ   —   مِهْنَةٌ</w:t>
+              <w:t xml:space="preserve">طَبِيبٌ   —   مُعَلِّمٌ   —   مُهَنْدِسٌ   —   فَلَّاحٌ   —   طَبَّاخٌ   —   شُرْطِيٌّ   —   مُمَرِّضَةٌ   —   تَاجِرٌ   —   سَائِقٌ   —   مِهْنَةٌ</w:t>
             </w:r>
           </w:p>
         </w:tc>

--- a/dosyalar/performans-proje/7-sinif/arapca-7-performans-gorevi.docx
+++ b/dosyalar/performans-proje/7-sinif/arapca-7-performans-gorevi.docx
@@ -1790,7 +1790,7 @@
             </w:pPr>
             <w:r>
               <w:rPr>
-                <w:rFonts w:ascii="Markazi Text" w:cs="Markazi Text" w:eastAsia="Markazi Text" w:hAnsi="Markazi Text"/>
+                <w:rFonts w:ascii="Arakom" w:cs="Arakom" w:eastAsia="Arakom" w:hAnsi="Arakom"/>
                 <w:b/>
                 <w:bCs/>
                 <w:color w:val="111111"/>
@@ -1808,7 +1808,7 @@
             </w:pPr>
             <w:r>
               <w:rPr>
-                <w:rFonts w:ascii="Markazi Text" w:cs="Markazi Text" w:eastAsia="Markazi Text" w:hAnsi="Markazi Text"/>
+                <w:rFonts w:ascii="Arakom" w:cs="Arakom" w:eastAsia="Arakom" w:hAnsi="Arakom"/>
                 <w:b w:val="false"/>
                 <w:bCs w:val="false"/>
                 <w:color w:val="111111"/>
@@ -1826,7 +1826,7 @@
             </w:pPr>
             <w:r>
               <w:rPr>
-                <w:rFonts w:ascii="Markazi Text" w:cs="Markazi Text" w:eastAsia="Markazi Text" w:hAnsi="Markazi Text"/>
+                <w:rFonts w:ascii="Arakom" w:cs="Arakom" w:eastAsia="Arakom" w:hAnsi="Arakom"/>
                 <w:b w:val="false"/>
                 <w:bCs w:val="false"/>
                 <w:color w:val="111111"/>
@@ -1844,7 +1844,7 @@
             </w:pPr>
             <w:r>
               <w:rPr>
-                <w:rFonts w:ascii="Markazi Text" w:cs="Markazi Text" w:eastAsia="Markazi Text" w:hAnsi="Markazi Text"/>
+                <w:rFonts w:ascii="Arakom" w:cs="Arakom" w:eastAsia="Arakom" w:hAnsi="Arakom"/>
                 <w:b w:val="false"/>
                 <w:bCs w:val="false"/>
                 <w:color w:val="111111"/>
@@ -1862,7 +1862,7 @@
             </w:pPr>
             <w:r>
               <w:rPr>
-                <w:rFonts w:ascii="Markazi Text" w:cs="Markazi Text" w:eastAsia="Markazi Text" w:hAnsi="Markazi Text"/>
+                <w:rFonts w:ascii="Arakom" w:cs="Arakom" w:eastAsia="Arakom" w:hAnsi="Arakom"/>
                 <w:b w:val="false"/>
                 <w:bCs w:val="false"/>
                 <w:color w:val="111111"/>
@@ -1880,7 +1880,7 @@
             </w:pPr>
             <w:r>
               <w:rPr>
-                <w:rFonts w:ascii="Markazi Text" w:cs="Markazi Text" w:eastAsia="Markazi Text" w:hAnsi="Markazi Text"/>
+                <w:rFonts w:ascii="Arakom" w:cs="Arakom" w:eastAsia="Arakom" w:hAnsi="Arakom"/>
                 <w:b w:val="false"/>
                 <w:bCs w:val="false"/>
                 <w:color w:val="111111"/>
@@ -1898,7 +1898,7 @@
             </w:pPr>
             <w:r>
               <w:rPr>
-                <w:rFonts w:ascii="Markazi Text" w:cs="Markazi Text" w:eastAsia="Markazi Text" w:hAnsi="Markazi Text"/>
+                <w:rFonts w:ascii="Arakom" w:cs="Arakom" w:eastAsia="Arakom" w:hAnsi="Arakom"/>
                 <w:b w:val="false"/>
                 <w:bCs w:val="false"/>
                 <w:color w:val="111111"/>
@@ -1916,7 +1916,7 @@
             </w:pPr>
             <w:r>
               <w:rPr>
-                <w:rFonts w:ascii="Markazi Text" w:cs="Markazi Text" w:eastAsia="Markazi Text" w:hAnsi="Markazi Text"/>
+                <w:rFonts w:ascii="Arakom" w:cs="Arakom" w:eastAsia="Arakom" w:hAnsi="Arakom"/>
                 <w:b w:val="false"/>
                 <w:bCs w:val="false"/>
                 <w:color w:val="111111"/>
@@ -2002,7 +2002,7 @@
             </w:pPr>
             <w:r>
               <w:rPr>
-                <w:rFonts w:ascii="Markazi Text" w:cs="Markazi Text" w:eastAsia="Markazi Text" w:hAnsi="Markazi Text"/>
+                <w:rFonts w:ascii="Arakom" w:cs="Arakom" w:eastAsia="Arakom" w:hAnsi="Arakom"/>
                 <w:b w:val="false"/>
                 <w:bCs w:val="false"/>
                 <w:color w:val="111111"/>
